--- a/tests/e2e/persona/out/persona_cv.docx
+++ b/tests/e2e/persona/out/persona_cv.docx
@@ -28,7 +28,7 @@
                 <w:color w:val="16324F"/>
                 <w:sz w:val="36"/>
               </w:rPr>
-              <w:t>Lena Vermeulen</w:t>
+              <w:t>Thibault Casteleyn</w:t>
             </w:r>
           </w:p>
           <w:p>
@@ -41,7 +41,7 @@
                 <w:color w:val="5A6372"/>
                 <w:sz w:val="19"/>
               </w:rPr>
-              <w:t>AI Engineer | Building LLM-powered systems for industry | ex-data engineer</w:t>
+              <w:t>Senior Software Engineer · Event-driven systems · Go &amp; Kubernetes</w:t>
             </w:r>
           </w:p>
           <w:p>
@@ -53,7 +53,7 @@
                 <w:b w:val="0"/>
                 <w:sz w:val="19"/>
               </w:rPr>
-              <w:t>Antwerp, Flanders, Belgium</w:t>
+              <w:t>Ghent, East Flanders, Belgium</w:t>
             </w:r>
           </w:p>
           <w:p>
@@ -65,7 +65,7 @@
                 <w:b w:val="0"/>
                 <w:sz w:val="19"/>
               </w:rPr>
-              <w:t>lena.vermeulen@example.com</w:t>
+              <w:t>thibault.casteleyn@example.com</w:t>
             </w:r>
           </w:p>
           <w:p>
@@ -77,7 +77,7 @@
                 <w:b w:val="0"/>
                 <w:sz w:val="19"/>
               </w:rPr>
-              <w:t>+32 439 76 12 99</w:t>
+              <w:t>+32 427 49 54 44</w:t>
             </w:r>
           </w:p>
           <w:p>
@@ -89,7 +89,7 @@
                 <w:b w:val="0"/>
                 <w:sz w:val="19"/>
               </w:rPr>
-              <w:t>www.linkedin.com/in/lenavermeulen</w:t>
+              <w:t>www.linkedin.com/in/thibaultcasteleyn</w:t>
             </w:r>
           </w:p>
           <w:p>
@@ -101,7 +101,7 @@
                 <w:b w:val="0"/>
                 <w:sz w:val="19"/>
               </w:rPr>
-              <w:t>lenavermeulen.example.com</w:t>
+              <w:t>thibaultcasteleyn.example.com</w:t>
             </w:r>
           </w:p>
         </w:tc>
@@ -166,7 +166,7 @@
     </w:p>
     <w:p>
       <w:r>
-        <w:t>AI engineer with 10 years of experience spanning data engineering and machine learning. I design and deploy LLM-based solutions that turn unstructured data into actionable insights for manufacturing and logistics. Known for bridging the gap between research and production, with a focus on reliability and measurable business impact.</w:t>
+        <w:t>Software engineer with more than a decade in the Benelux tech scene, from first-line support to owning backend platforms for connected hardware and open-source developer tools. I care about clean boundaries in code and in teams, and I have a track record of making event-driven systems observable, affordable, and easy to reason about. Currently a senior software engineer at Dovane, building Go services that run on Kubernetes in multiple clouds.</w:t>
       </w:r>
     </w:p>
     <w:p>
@@ -197,17 +197,17 @@
         <w:rPr>
           <w:b/>
         </w:rPr>
-        <w:t>Lead AI Engineer, LLM Systems</w:t>
+        <w:t>Senior Software Engineer</w:t>
       </w:r>
       <w:r>
-        <w:t xml:space="preserve">  ·  Cortexa AI  ·  Antwerp, Belgium</w:t>
+        <w:t xml:space="preserve">  ·  Dovane  ·  Ghent, Belgium</w:t>
       </w:r>
       <w:r>
         <w:rPr>
           <w:color w:val="5A6372"/>
         </w:rPr>
         <w:tab/>
-        <w:t>August 2024 – Present</w:t>
+        <w:t>July 2024 – Present</w:t>
       </w:r>
     </w:p>
     <w:p>
@@ -216,7 +216,7 @@
         <w:ind w:left="312" w:hanging="198"/>
       </w:pPr>
       <w:r>
-        <w:t>• Currently building production-grade LLM applications for document understanding and conversational analytics in the manufacturing sector.</w:t>
+        <w:t>• Directing backend architecture of an open-source developer platform, emphasizing event-driven patterns and cloud-native operations.</w:t>
       </w:r>
     </w:p>
     <w:p>
@@ -225,7 +225,7 @@
         <w:ind w:left="312" w:hanging="198"/>
       </w:pPr>
       <w:r>
-        <w:t>• Developed a retrieval-augmented generation (RAG) pipeline that reduced document search time by 70% for engineers.</w:t>
+        <w:t>• Redesigned core APIs serving 25,000+ weekly active developers.</w:t>
       </w:r>
     </w:p>
     <w:p>
@@ -234,7 +234,7 @@
         <w:ind w:left="312" w:hanging="198"/>
       </w:pPr>
       <w:r>
-        <w:t>• Fine-tuned a domain-specific LLM on technical manuals, achieving 92% accuracy on Q&amp;A benchmarks.</w:t>
+        <w:t>• Migrated from a monolith to 12 event-aligned microservices with an outbox pattern.</w:t>
       </w:r>
     </w:p>
     <w:p>
@@ -243,7 +243,7 @@
         <w:ind w:left="312" w:hanging="198"/>
       </w:pPr>
       <w:r>
-        <w:t>• Led the integration of LLM outputs into existing BI dashboards, enabling natural language queries for non-technical users.</w:t>
+        <w:t>• Lowered p95 API latency by 60% through PostgreSQL query tuning and caching.</w:t>
       </w:r>
     </w:p>
     <w:p>
@@ -258,17 +258,17 @@
         <w:rPr>
           <w:b/>
         </w:rPr>
-        <w:t>Senior AI Engineer</w:t>
+        <w:t>Backend Engineer</w:t>
       </w:r>
       <w:r>
-        <w:t xml:space="preserve">  ·  Volta Energy NV  ·  Brussels, Belgium</w:t>
+        <w:t xml:space="preserve">  ·  Cyrel NV  ·  Brussels, Belgium</w:t>
       </w:r>
       <w:r>
         <w:rPr>
           <w:color w:val="5A6372"/>
         </w:rPr>
         <w:tab/>
-        <w:t>December 2022 – July 2024</w:t>
+        <w:t>August 2021 – June 2024</w:t>
       </w:r>
     </w:p>
     <w:p>
@@ -277,7 +277,7 @@
         <w:ind w:left="312" w:hanging="198"/>
       </w:pPr>
       <w:r>
-        <w:t>• Led AI initiatives for a renewable energy company, focusing on forecasting and optimization of energy grids.</w:t>
+        <w:t>• Designed event-driven microservices for industrial IoT telemetry at a company digital division.</w:t>
       </w:r>
     </w:p>
     <w:p>
@@ -286,7 +286,7 @@
         <w:ind w:left="312" w:hanging="198"/>
       </w:pPr>
       <w:r>
-        <w:t>• Designed a time-series forecasting model that improved wind energy prediction accuracy by 15%.</w:t>
+        <w:t>• Created a Kafka ingestion pipeline handling 1.2M messages per minute with at-least-once delivery.</w:t>
       </w:r>
     </w:p>
     <w:p>
@@ -295,7 +295,7 @@
         <w:ind w:left="312" w:hanging="198"/>
       </w:pPr>
       <w:r>
-        <w:t>• Implemented a reinforcement learning agent for battery storage optimization, increasing revenue by 12%.</w:t>
+        <w:t>• Reduced cloud spend by 32% by optimizing Kubernetes workloads and using spot capacity.</w:t>
       </w:r>
     </w:p>
     <w:p>
@@ -304,7 +304,7 @@
         <w:ind w:left="312" w:hanging="198"/>
       </w:pPr>
       <w:r>
-        <w:t>• Mentored a team of 3 junior engineers and established MLOps best practices.</w:t>
+        <w:t>• Mentored two engineers to senior positions, establishing an internal architecture review group.</w:t>
       </w:r>
     </w:p>
     <w:p>
@@ -319,17 +319,17 @@
         <w:rPr>
           <w:b/>
         </w:rPr>
-        <w:t>AI Engineer</w:t>
+        <w:t>Full Stack Developer</w:t>
       </w:r>
       <w:r>
-        <w:t xml:space="preserve">  ·  Nexa Robotics  ·  Ghent, Belgium</w:t>
+        <w:t xml:space="preserve">  ·  Braveng  ·  Antwerp, Belgium</w:t>
       </w:r>
       <w:r>
         <w:rPr>
           <w:color w:val="5A6372"/>
         </w:rPr>
         <w:tab/>
-        <w:t>June 2020 – November 2022</w:t>
+        <w:t>November 2019 – July 2021</w:t>
       </w:r>
     </w:p>
     <w:p>
@@ -338,7 +338,7 @@
         <w:ind w:left="312" w:hanging="198"/>
       </w:pPr>
       <w:r>
-        <w:t>• Joined a robotics spin-off to develop computer vision and NLP capabilities for autonomous warehouse robots.</w:t>
+        <w:t>• Built a real-time logistics dashboard and API across the full stack with React, Node.js, and GraphQL.</w:t>
       </w:r>
     </w:p>
     <w:p>
@@ -347,7 +347,7 @@
         <w:ind w:left="312" w:hanging="198"/>
       </w:pPr>
       <w:r>
-        <w:t>• Built a real-time object detection system using YOLOv5 that improved picking accuracy by 22%.</w:t>
+        <w:t>• Delivered a dashboard adopted by 300+ dispatchers in less than 8 months.</w:t>
       </w:r>
     </w:p>
     <w:p>
@@ -356,7 +356,7 @@
         <w:ind w:left="312" w:hanging="198"/>
       </w:pPr>
       <w:r>
-        <w:t>• Created a natural language interface for robot commands, enabling non-technical staff to operate robots.</w:t>
+        <w:t>• Reduced average GraphQL payload size by 40%, improving mobile loading times.</w:t>
       </w:r>
     </w:p>
     <w:p>
@@ -365,7 +365,7 @@
         <w:ind w:left="312" w:hanging="198"/>
       </w:pPr>
       <w:r>
-        <w:t>• Optimized model inference on edge devices, reducing latency from 200ms to 50ms.</w:t>
+        <w:t>• Set up Playwright end-to-end tests, catching 35% more regressions before production.</w:t>
       </w:r>
     </w:p>
     <w:p>
@@ -380,17 +380,17 @@
         <w:rPr>
           <w:b/>
         </w:rPr>
-        <w:t>Machine Learning Engineer</w:t>
+        <w:t>Software Engineer</w:t>
       </w:r>
       <w:r>
-        <w:t xml:space="preserve">  ·  Dataflow Analytics  ·  Antwerp, Belgium</w:t>
+        <w:t xml:space="preserve">  ·  Atelicos  ·  Ghent, Belgium</w:t>
       </w:r>
       <w:r>
         <w:rPr>
           <w:color w:val="5A6372"/>
         </w:rPr>
         <w:tab/>
-        <w:t>September 2018 – May 2020</w:t>
+        <w:t>September 2017 – October 2019</w:t>
       </w:r>
     </w:p>
     <w:p>
@@ -399,7 +399,7 @@
         <w:ind w:left="312" w:hanging="198"/>
       </w:pPr>
       <w:r>
-        <w:t>• Transitioned to building ML models for predictive maintenance and demand forecasting, taking ownership of the full ML lifecycle.</w:t>
+        <w:t>• Owned backend services in a Ruby on Rails monolith and helped modernize the frontend with TypeScript.</w:t>
       </w:r>
     </w:p>
     <w:p>
@@ -408,7 +408,7 @@
         <w:ind w:left="312" w:hanging="198"/>
       </w:pPr>
       <w:r>
-        <w:t>• Developed a predictive maintenance model that reduced unplanned downtime by 18% for a major client.</w:t>
+        <w:t>• Refactored 5 legacy modules into isolated services while maintaining 99.9% uptime.</w:t>
       </w:r>
     </w:p>
     <w:p>
@@ -417,7 +417,7 @@
         <w:ind w:left="312" w:hanging="198"/>
       </w:pPr>
       <w:r>
-        <w:t>• Implemented a feature store that accelerated model development by 50%.</w:t>
+        <w:t>• Cut release pipeline time by 70% by introducing Docker Compose and CI parallelization.</w:t>
       </w:r>
     </w:p>
     <w:p>
@@ -426,7 +426,7 @@
         <w:ind w:left="312" w:hanging="198"/>
       </w:pPr>
       <w:r>
-        <w:t>• Led the deployment of real-time inference endpoints using Kubernetes, handling 10k requests per second.</w:t>
+        <w:t>• Improved test coverage from 23% to 68% by pairing and promoting test-first practices.</w:t>
       </w:r>
     </w:p>
     <w:p>
@@ -441,17 +441,17 @@
         <w:rPr>
           <w:b/>
         </w:rPr>
-        <w:t>Data Engineer</w:t>
+        <w:t>Technical Support Engineer</w:t>
       </w:r>
       <w:r>
-        <w:t xml:space="preserve">  ·  Dataflow Analytics  ·  Antwerp, Belgium</w:t>
+        <w:t xml:space="preserve">  ·  Atelicos  ·  Ghent, Belgium</w:t>
       </w:r>
       <w:r>
         <w:rPr>
           <w:color w:val="5A6372"/>
         </w:rPr>
         <w:tab/>
-        <w:t>March 2016 – May 2018</w:t>
+        <w:t>September 2015 – May 2017</w:t>
       </w:r>
     </w:p>
     <w:p>
@@ -460,7 +460,7 @@
         <w:ind w:left="312" w:hanging="198"/>
       </w:pPr>
       <w:r>
-        <w:t>• Built and maintained data pipelines for a logistics analytics platform, ensuring reliable data delivery for downstream reporting.</w:t>
+        <w:t>• Acted as the primary technical contact for enterprise customers, solving complex issues and translating user feedback into engineering tickets.</w:t>
       </w:r>
     </w:p>
     <w:p>
@@ -469,7 +469,7 @@
         <w:ind w:left="312" w:hanging="198"/>
       </w:pPr>
       <w:r>
-        <w:t>• Reduced pipeline runtime by 40% by optimizing Spark jobs and introducing incremental processing.</w:t>
+        <w:t>• Reduced median ticket resolution time from 8 hours to 2.5 hours by introducing a shared debugging playbook.</w:t>
       </w:r>
     </w:p>
     <w:p>
@@ -478,7 +478,7 @@
         <w:ind w:left="312" w:hanging="198"/>
       </w:pPr>
       <w:r>
-        <w:t>• Designed a data quality monitoring system that cut data errors by 25%.</w:t>
+        <w:t>• Compiled SQL reports for 40+ enterprise accounts, leading to a 20% drop in billing query volume.</w:t>
       </w:r>
     </w:p>
     <w:p>
@@ -487,7 +487,7 @@
         <w:ind w:left="312" w:hanging="198"/>
       </w:pPr>
       <w:r>
-        <w:t>• Migrated on-premise Hadoop cluster to AWS EMR, saving 30% in infrastructure costs.</w:t>
+        <w:t>• Logged and reproduced 130+ customer-reported bugs, 4 of which became high-severity fixes.</w:t>
       </w:r>
     </w:p>
     <w:p>
@@ -518,17 +518,17 @@
         <w:rPr>
           <w:b/>
         </w:rPr>
-        <w:t>Master of Science</w:t>
+        <w:t>Professional Bachelor in Information Technology</w:t>
       </w:r>
       <w:r>
-        <w:t xml:space="preserve">  ·  KU Leuven  ·  Leuven, Belgium</w:t>
+        <w:t xml:space="preserve">  ·  Soderberg University College  ·  Ghent, Belgium</w:t>
       </w:r>
       <w:r>
         <w:rPr>
           <w:color w:val="5A6372"/>
         </w:rPr>
         <w:tab/>
-        <w:t>2011 – 2015</w:t>
+        <w:t>2012 – 2015</w:t>
       </w:r>
     </w:p>
     <w:p>
@@ -537,7 +537,7 @@
         <w:ind w:left="312" w:hanging="198"/>
       </w:pPr>
       <w:r>
-        <w:t>• Computer Science.</w:t>
+        <w:t>• Applied Computer Science.</w:t>
       </w:r>
     </w:p>
     <w:p>
@@ -564,10 +564,10 @@
         <w:rPr>
           <w:b/>
         </w:rPr>
-        <w:t xml:space="preserve">Programming &amp; Data: </w:t>
+        <w:t xml:space="preserve">Languages &amp; Runtimes: </w:t>
       </w:r>
       <w:r>
-        <w:t>Python, SQL</w:t>
+        <w:t>Go, TypeScript, JavaScript, Node.js, SQL</w:t>
       </w:r>
     </w:p>
     <w:p>
@@ -578,10 +578,10 @@
         <w:rPr>
           <w:b/>
         </w:rPr>
-        <w:t xml:space="preserve">Data Engineering: </w:t>
+        <w:t xml:space="preserve">Frameworks &amp; Libraries: </w:t>
       </w:r>
       <w:r>
-        <w:t>Apache Spark, Airflow, Data Warehousing, ETL</w:t>
+        <w:t>React, Express</w:t>
       </w:r>
     </w:p>
     <w:p>
@@ -592,10 +592,10 @@
         <w:rPr>
           <w:b/>
         </w:rPr>
-        <w:t xml:space="preserve">Machine Learning &amp; AI: </w:t>
+        <w:t xml:space="preserve">Data Stores &amp; Streaming: </w:t>
       </w:r>
       <w:r>
-        <w:t>scikit-learn, XGBoost, TensorFlow, PyTorch, Transformers, NLP, Computer Vision, Time Series Analysis, Reinforcement Learning</w:t>
+        <w:t>PostgreSQL, MongoDB, Redis, Kafka</w:t>
       </w:r>
     </w:p>
     <w:p>
@@ -606,10 +606,10 @@
         <w:rPr>
           <w:b/>
         </w:rPr>
-        <w:t xml:space="preserve">LLM &amp; GenAI: </w:t>
+        <w:t xml:space="preserve">Cloud &amp; Infrastructure: </w:t>
       </w:r>
       <w:r>
-        <w:t>LangChain, Pinecone, Prompt Engineering, RAG, LLMOps</w:t>
+        <w:t>Docker, Kubernetes, Terraform, AWS, Linux</w:t>
       </w:r>
     </w:p>
     <w:p>
@@ -620,10 +620,10 @@
         <w:rPr>
           <w:b/>
         </w:rPr>
-        <w:t xml:space="preserve">DevOps &amp; MLOps: </w:t>
+        <w:t xml:space="preserve">Architecture &amp; Integration: </w:t>
       </w:r>
       <w:r>
-        <w:t>Docker, Kubernetes, AWS, Git, MLflow, FastAPI, PostgreSQL, Redis</w:t>
+        <w:t>Microservices, Event-Driven Architecture, Domain-Driven Design, REST API, GraphQL</w:t>
       </w:r>
     </w:p>
     <w:p>
@@ -634,10 +634,10 @@
         <w:rPr>
           <w:b/>
         </w:rPr>
-        <w:t xml:space="preserve">Practices: </w:t>
+        <w:t xml:space="preserve">Engineering Practices &amp; Leadership: </w:t>
       </w:r>
       <w:r>
-        <w:t>Agile, OpenCV</w:t>
+        <w:t>CI/CD, Test-Driven Development, Agile Development, Code Review, Technical Leadership, Mentoring</w:t>
       </w:r>
     </w:p>
     <w:p>
@@ -668,10 +668,10 @@
         <w:rPr>
           <w:b/>
         </w:rPr>
-        <w:t>AWS Certified Machine Learning – Specialty</w:t>
+        <w:t>Kubernetes Application Developer Certification</w:t>
       </w:r>
       <w:r>
-        <w:t xml:space="preserve">  ·  Amazon Web Services</w:t>
+        <w:t xml:space="preserve">  ·  Open Cloud Institute</w:t>
       </w:r>
       <w:r>
         <w:rPr>
@@ -693,17 +693,17 @@
         <w:rPr>
           <w:b/>
         </w:rPr>
-        <w:t>Deep Learning Specialization</w:t>
+        <w:t>Professional Go Programming Certification</w:t>
       </w:r>
       <w:r>
-        <w:t xml:space="preserve">  ·  Coursera</w:t>
+        <w:t xml:space="preserve">  ·  Arcadia Training</w:t>
       </w:r>
       <w:r>
         <w:rPr>
           <w:color w:val="5A6372"/>
         </w:rPr>
         <w:tab/>
-        <w:t>2019</w:t>
+        <w:t>2023</w:t>
       </w:r>
     </w:p>
     <w:p>
@@ -718,17 +718,17 @@
         <w:rPr>
           <w:b/>
         </w:rPr>
-        <w:t>TensorFlow Developer Certificate</w:t>
+        <w:t>Certified Event-Driven Architect</w:t>
       </w:r>
       <w:r>
-        <w:t xml:space="preserve">  ·  Google</w:t>
+        <w:t xml:space="preserve">  ·  Benelux Open Academy</w:t>
       </w:r>
       <w:r>
         <w:rPr>
           <w:color w:val="5A6372"/>
         </w:rPr>
         <w:tab/>
-        <w:t>2021</w:t>
+        <w:t>2022</w:t>
       </w:r>
     </w:p>
     <w:p>
@@ -749,7 +749,7 @@
     </w:p>
     <w:p>
       <w:r>
-        <w:t>Dutch (Native), English (Fluent), French (Professional working proficiency)</w:t>
+        <w:t>Dutch (Native), English (Full Professional), French (Professional Working)</w:t>
       </w:r>
     </w:p>
     <w:p>
@@ -780,17 +780,17 @@
         <w:rPr>
           <w:b/>
         </w:rPr>
-        <w:t>Efficient Retrieval-Augmented Generation for Industrial Maintenance Manuals</w:t>
+        <w:t>Event Sourcing in Go: Lessons from an Industrial Telemetry Platform</w:t>
       </w:r>
       <w:r>
-        <w:t xml:space="preserve">  ·  NeurIPS Workshop on Efficient Natural Language Processing</w:t>
+        <w:t xml:space="preserve">  ·  North Sea Software Conference</w:t>
       </w:r>
       <w:r>
         <w:rPr>
           <w:color w:val="5A6372"/>
         </w:rPr>
         <w:tab/>
-        <w:t>2025</w:t>
+        <w:t>2023</w:t>
       </w:r>
     </w:p>
     <w:p>
@@ -805,17 +805,17 @@
         <w:rPr>
           <w:b/>
         </w:rPr>
-        <w:t>From Data Pipelines to LLMs: A Practitioner's Journey</w:t>
+        <w:t>Practical DDD for Connected-Hardware Systems</w:t>
       </w:r>
       <w:r>
-        <w:t xml:space="preserve">  ·  PyData Brussels</w:t>
+        <w:t xml:space="preserve">  ·  Benelux Architecture Forum</w:t>
       </w:r>
       <w:r>
         <w:rPr>
           <w:color w:val="5A6372"/>
         </w:rPr>
         <w:tab/>
-        <w:t>2024</w:t>
+        <w:t>2022</w:t>
       </w:r>
     </w:p>
     <w:p>
@@ -830,17 +830,17 @@
         <w:rPr>
           <w:b/>
         </w:rPr>
-        <w:t>Real-Time Object Detection on Edge Devices for Warehouse Robotics</w:t>
+        <w:t>Cutting Cloud Waste with Kubernetes and Terraform</w:t>
       </w:r>
       <w:r>
-        <w:t xml:space="preserve">  ·  ICRA Workshop on Robotics and Automation</w:t>
+        <w:t xml:space="preserve">  ·  Schelde DevOps Days</w:t>
       </w:r>
       <w:r>
         <w:rPr>
           <w:color w:val="5A6372"/>
         </w:rPr>
         <w:tab/>
-        <w:t>2022</w:t>
+        <w:t>2021</w:t>
       </w:r>
     </w:p>
     <w:p>
@@ -868,10 +868,10 @@
         <w:rPr>
           <w:b/>
         </w:rPr>
-        <w:t>docchat</w:t>
+        <w:t>Eventkit</w:t>
       </w:r>
       <w:r>
-        <w:t xml:space="preserve">  ·  https://github.com/lenav/docchat</w:t>
+        <w:t xml:space="preserve">  ·  https://example.com/eventkit</w:t>
       </w:r>
     </w:p>
     <w:p>
@@ -880,7 +880,7 @@
         <w:ind w:left="312" w:hanging="198"/>
       </w:pPr>
       <w:r>
-        <w:t>• An open-source tool for chatting with PDF documents using RAG, built with LangChain and Streamlit.</w:t>
+        <w:t>• A lightweight Go library for building event-driven services with outbox pattern support.</w:t>
       </w:r>
     </w:p>
     <w:p>
@@ -892,10 +892,10 @@
         <w:rPr>
           <w:b/>
         </w:rPr>
-        <w:t>mlops-starter</w:t>
+        <w:t>Skylark</w:t>
       </w:r>
       <w:r>
-        <w:t xml:space="preserve">  ·  https://github.com/lenav/mlops-starter</w:t>
+        <w:t xml:space="preserve">  ·  https://example.com/skylark</w:t>
       </w:r>
     </w:p>
     <w:p>
@@ -904,7 +904,7 @@
         <w:ind w:left="312" w:hanging="198"/>
       </w:pPr>
       <w:r>
-        <w:t>• A template repository for production-ready ML projects with CI/CD, Docker, and MLflow integration.</w:t>
+        <w:t>• A React and TypeScript toolkit for building observable dashboards on Kubernetes.</w:t>
       </w:r>
     </w:p>
     <w:sectPr>
